--- a/spa/docx/05.content.docx
+++ b/spa/docx/05.content.docx
@@ -30698,19 +30698,7 @@
         <w:rPr>
           <w:lang w:val="es_ES" w:bidi="es_ES"/>
         </w:rPr>
-        <w:t xml:space="preserve">Moisés escribió estas palabras: esta declaración es una buena evidencia para la visión tradicional de que Moisés escribió Deuteronomio (ver </w:t>
-      </w:r>
-      <w:r>
-        <w:rPr>
-          <w:lang w:val="es_ES" w:bidi="es_ES"/>
-        </w:rPr>
-        <w:t>Introducción al Libro de Deuteronomio</w:t>
-      </w:r>
-      <w:r>
-        <w:rPr>
-          <w:lang w:val="es_ES" w:bidi="es_ES"/>
-        </w:rPr>
-        <w:t>, “Autoría”).</w:t>
+        <w:t>Moisés escribió estas palabras: esta declaración es una buena evidencia para la visión tradicional de que Moisés escribió Deuteronomio (ver Introducción al Libro de Deuteronomio, “Autoría”).</w:t>
       </w:r>
       <w:r>
         <w:rPr>
@@ -35745,19 +35733,7 @@
         <w:rPr>
           <w:lang w:val="es_ES" w:bidi="es_ES"/>
         </w:rPr>
-        <w:t xml:space="preserve">). • La frase "hasta hoy" se refiere al momento de la composición final de Deuteronomio (ver </w:t>
-      </w:r>
-      <w:r>
-        <w:rPr>
-          <w:lang w:val="es_ES" w:bidi="es_ES"/>
-        </w:rPr>
-        <w:t>Introducción al Libro de Génesis</w:t>
-      </w:r>
-      <w:r>
-        <w:rPr>
-          <w:lang w:val="es_ES" w:bidi="es_ES"/>
-        </w:rPr>
-        <w:t>, “Autoría”).</w:t>
+        <w:t>). • La frase "hasta hoy" se refiere al momento de la composición final de Deuteronomio (ver Introducción al Libro de Génesis, “Autoría”).</w:t>
       </w:r>
       <w:r>
         <w:rPr>
